--- a/Sprint20260907-20260918/HERO-67724_20260918_174348.docx
+++ b/Sprint20260907-20260918/HERO-67724_20260918_174348.docx
@@ -1807,132 +1807,6 @@
         <w:t>: HQ Test Environment</w:t>
       </w:r>
     </w:p>
-    <w:p>
-      <w:pPr>
-        <w:spacing w:before="200" w:after="120"/>
-      </w:pPr>
-      <w:r>
-        <w:rPr>
-          <w:rFonts w:ascii="Arial" w:hAnsi="Arial" w:eastAsia="Arial" w:cs="Arial"/>
-          <w:b/>
-          <w:color w:val="000000"/>
-          <w:sz w:val="26"/>
-          <w:u w:val="single"/>
-        </w:rPr>
-        <w:t>Appendix</w:t>
-      </w:r>
-    </w:p>
-    <w:p>
-      <w:pPr>
-        <w:spacing w:before="160" w:after="80"/>
-      </w:pPr>
-      <w:r>
-        <w:rPr>
-          <w:rFonts w:ascii="Arial" w:hAnsi="Arial" w:eastAsia="Arial" w:cs="Arial"/>
-          <w:b/>
-          <w:color w:val="001EFF"/>
-          <w:sz w:val="24"/>
-          <w:u w:val="none"/>
-        </w:rPr>
-        <w:t>Acceptance Criteria(from JIRA)</w:t>
-      </w:r>
-    </w:p>
-    <w:p>
-      <w:pPr>
-        <w:spacing w:before="0" w:after="40"/>
-        <w:ind w:left="360" w:hanging="240"/>
-      </w:pPr>
-      <w:r>
-        <w:rPr>
-          <w:rFonts w:ascii="Arial" w:hAnsi="Arial" w:eastAsia="Arial" w:cs="Arial"/>
-          <w:b w:val="0"/>
-          <w:color w:val="000000"/>
-          <w:sz w:val="20"/>
-          <w:u w:val="none"/>
-        </w:rPr>
-        <w:t>1. A new Export File Format selection is available in the SUN POS Export Program configuration</w:t>
-      </w:r>
-    </w:p>
-    <w:p>
-      <w:pPr>
-        <w:spacing w:before="0" w:after="40"/>
-        <w:ind w:left="360" w:hanging="240"/>
-      </w:pPr>
-      <w:r>
-        <w:rPr>
-          <w:rFonts w:ascii="Arial" w:hAnsi="Arial" w:eastAsia="Arial" w:cs="Arial"/>
-          <w:b w:val="0"/>
-          <w:color w:val="000000"/>
-          <w:sz w:val="20"/>
-          <w:u w:val="none"/>
-        </w:rPr>
-        <w:t>2. The available options are NDF and TXT</w:t>
-      </w:r>
-    </w:p>
-    <w:p>
-      <w:pPr>
-        <w:spacing w:before="0" w:after="40"/>
-        <w:ind w:left="360" w:hanging="240"/>
-      </w:pPr>
-      <w:r>
-        <w:rPr>
-          <w:rFonts w:ascii="Arial" w:hAnsi="Arial" w:eastAsia="Arial" w:cs="Arial"/>
-          <w:b w:val="0"/>
-          <w:color w:val="000000"/>
-          <w:sz w:val="20"/>
-          <w:u w:val="none"/>
-        </w:rPr>
-        <w:t>3. NDF is selected by default</w:t>
-      </w:r>
-    </w:p>
-    <w:p>
-      <w:pPr>
-        <w:spacing w:before="0" w:after="40"/>
-        <w:ind w:left="360" w:hanging="240"/>
-      </w:pPr>
-      <w:r>
-        <w:rPr>
-          <w:rFonts w:ascii="Arial" w:hAnsi="Arial" w:eastAsia="Arial" w:cs="Arial"/>
-          <w:b w:val="0"/>
-          <w:color w:val="000000"/>
-          <w:sz w:val="20"/>
-          <w:u w:val="none"/>
-        </w:rPr>
-        <w:t>4. When NDF is selected, the existing export behavior remains unchanged</w:t>
-      </w:r>
-    </w:p>
-    <w:p>
-      <w:pPr>
-        <w:spacing w:before="0" w:after="40"/>
-        <w:ind w:left="360" w:hanging="240"/>
-      </w:pPr>
-      <w:r>
-        <w:rPr>
-          <w:rFonts w:ascii="Arial" w:hAnsi="Arial" w:eastAsia="Arial" w:cs="Arial"/>
-          <w:b w:val="0"/>
-          <w:color w:val="000000"/>
-          <w:sz w:val="20"/>
-          <w:u w:val="none"/>
-        </w:rPr>
-        <w:t>5. When TXT is selected, the exported file is generated in TXT format</w:t>
-      </w:r>
-    </w:p>
-    <w:p>
-      <w:pPr>
-        <w:spacing w:before="0" w:after="40"/>
-        <w:ind w:left="360" w:hanging="240"/>
-      </w:pPr>
-      <w:r>
-        <w:rPr>
-          <w:rFonts w:ascii="Arial" w:hAnsi="Arial" w:eastAsia="Arial" w:cs="Arial"/>
-          <w:b w:val="0"/>
-          <w:color w:val="000000"/>
-          <w:sz w:val="20"/>
-          <w:u w:val="none"/>
-        </w:rPr>
-        <w:t>6. No other existing export logic or configuration is affected</w:t>
-      </w:r>
-    </w:p>
     <w:sectPr>
       <w:pgSz w:w="12240" w:h="15840"/>
       <w:pgMar w:top="1440" w:right="1800" w:bottom="1440" w:left="1800" w:header="720" w:footer="720" w:gutter="0"/>
